--- a/public/doc/input/rehabmedik/cetakNewFormKFR.docx
+++ b/public/doc/input/rehabmedik/cetakNewFormKFR.docx
@@ -1008,6 +1008,7 @@
     <w:p>
       <w:pPr>
         <w:pStyle w:val="ListParagraph"/>
+        <w:keepNext/>
         <w:spacing w:after="0" w:line="240" w:lineRule="auto"/>
         <w:ind w:left="142" w:right="425"/>
         <w:rPr>
@@ -1167,6 +1168,7 @@
     <w:p>
       <w:pPr>
         <w:pStyle w:val="ListParagraph"/>
+        <w:keepNext/>
         <w:spacing w:after="0" w:line="240" w:lineRule="auto"/>
         <w:ind w:left="142" w:right="425"/>
         <w:rPr>
@@ -1207,6 +1209,7 @@
     <w:p>
       <w:pPr>
         <w:pStyle w:val="ListParagraph"/>
+        <w:keepNext/>
         <w:ind w:left="142" w:right="425"/>
         <w:rPr>
           <w:rFonts w:ascii="Bookman Old Style" w:hAnsi="Bookman Old Style"/>
@@ -1218,6 +1221,7 @@
     </w:p>
     <w:p>
       <w:pPr>
+        <w:keepNext/>
         <w:spacing w:after="0"/>
         <w:ind w:left="5245" w:right="-91" w:hanging="426"/>
         <w:jc w:val="center"/>
@@ -1276,6 +1280,7 @@
     </w:p>
     <w:p>
       <w:pPr>
+        <w:keepNext/>
         <w:ind w:left="5245" w:right="-91" w:hanging="426"/>
         <w:rPr>
           <w:rFonts w:ascii="Bookman Old Style" w:hAnsi="Bookman Old Style"/>
@@ -1294,6 +1299,7 @@
     </w:p>
     <w:p>
       <w:pPr>
+        <w:keepNext/>
         <w:spacing w:after="0"/>
         <w:ind w:left="5245" w:right="-91" w:hanging="426"/>
         <w:jc w:val="center"/>
@@ -1347,6 +1353,7 @@
     </w:p>
     <w:p>
       <w:pPr>
+        <w:keepNext/>
         <w:spacing w:after="0"/>
         <w:ind w:left="5245" w:right="-91" w:hanging="426"/>
         <w:jc w:val="center"/>
@@ -1369,6 +1376,7 @@
     </w:p>
     <w:p>
       <w:pPr>
+        <w:keepNext/>
         <w:spacing w:after="0"/>
         <w:ind w:left="5245" w:right="-91" w:hanging="426"/>
         <w:jc w:val="center"/>
